--- a/0.3.Записка.docx
+++ b/0.3.Записка.docx
@@ -9826,7 +9826,7 @@
         <w:jc w:val="both"/>
       </w:pPr>
       <w:r>
-        <w:t xml:space="preserve">Для уличного блока выбран модуль ESP32-WROOM-32, устанавливаемый на собственную печатную плату. В отличие от отладочной платы, он не содержит постоянно подключенного USB-преобразователя, мощного светодиода питания и дополнительных элементов, увеличивающих ток в режиме сна. Такое построение позволяет уменьшить паразитное потребление автономного узла. Модуль имеет встроенную Flash-память объемом 4 МБ и печатную антенну, поэтому внешний радиочастотный тракт не требуется.</w:t>
+        <w:t>Для уличного блока принята такая же плата ESP32 DevKit v1 с модулем ESP32-WROOM-32. Единая платформа упрощает программирование и исключает расхождение схемы с макетом. Плата содержит стабилизатор 3,3 В и USB-UART-преобразователь, поэтому её собственное потребление учитывается в расчёте автономности. Тип разъёма и марка стабилизатора проверяются по конкретному экземпляру платы.</w:t>
       </w:r>
     </w:p>
     <w:p>
@@ -9835,7 +9835,7 @@
         <w:jc w:val="both"/>
       </w:pPr>
       <w:r>
-        <w:t xml:space="preserve">Оба блока используют 32-разрядную архитектуру Xtensa LX6 и работают с логическими уровнями 3,3 В. Вычислительных ресурсов ESP32 достаточно для опроса датчиков, формирования пакетов BLE, обслуживания кнопок и дисплея. При этом подача 9 В непосредственно на модуль ESP32-WROOM-32 недопустима: питание уличного узла должно предварительно преобразовываться к 3,3 В. Распределение выводов для обоих микроконтроллеров приведено в разделе 4.</w:t>
+        <w:t>Оба блока построены на модуле ESP32-WROOM-32 с 32-разрядной архитектурой Xtensa LX6 и работают с логическими уровнями 3,3 В. Вычислительных ресурсов достаточно для опроса датчиков, формирования пакетов BLE, обслуживания кнопок и дисплея. Подача 9 В непосредственно на вывод VIN платы недопустима: при токе 240 мА линейный стабилизатор платы рассеивал бы около 1,5 Вт, поэтому напряжение батареи предварительно понижается до 5 В. Распределение выводов приведено в разделе 4.</w:t>
       </w:r>
     </w:p>
     <w:p>
@@ -10003,7 +10003,7 @@
         <w:jc w:val="both"/>
       </w:pPr>
       <w:r>
-        <w:t xml:space="preserve">В уличном блоке установлен красный светодиод HL4. Он кратко указывает на выполнение цикла измерения и попытку передачи. Поскольку выбранный обмен не предусматривает подтверждения доставки, HL4 не должен трактоваться как индикатор успешного приема комнатным блоком. Кнопка SB5 позволяет внеочередно вывести уличный модуль из глубокого сна для проверки работоспособности.</w:t>
+        <w:t>В уличном блоке установлен один красный светодиод HL4. Он кратко указывает на выполнение цикла измерения и попытку передачи. Поскольку обмен не предусматривает подтверждения доставки, HL4 не является индикатором успешного приёма комнатным блоком. Кнопка SB5 служит для синхронизации: по нажатию модуль немедленно выходит из глубокого сна, измеряет параметры и передаёт пакет, не дожидаясь окончания периода.</w:t>
       </w:r>
     </w:p>
     <w:p>
@@ -10045,7 +10045,7 @@
         <w:jc w:val="both"/>
       </w:pPr>
       <w:r>
-        <w:t xml:space="preserve">Уличный блок питается от щелочной батареи 6LR61 напряжением 9 В. Обозначение 6F22 в общем случае может относиться и к солевой батарее, однако для расчета принимается именно щелочное исполнение. Батарея подключается через выключатель и защиту от переполюсовки. Понижающий импульсный стабилизатор TPS62177 формирует 3,3 В и обеспечивает требуемый запас по импульсному току радиомодуля.</w:t>
+        <w:t>Уличный блок питается от щелочной батареи 6LR61 напряжением 9 В. Обозначение 6F22 в общем случае может относиться и к солевой батарее, однако для расчёта принимается щелочное исполнение. Батарея подключается через выключатель SA1 и защиту от переполюсовки VD1. Понижающий импульсный стабилизатор TPS62175 формирует 5 В, которые подаются на вывод VIN платы DevKit; собственный стабилизатор платы вырабатывает из них 3,3 В.</w:t>
       </w:r>
     </w:p>
     <w:p>
@@ -10054,7 +10054,7 @@
         <w:jc w:val="both"/>
       </w:pPr>
       <w:r>
-        <w:t xml:space="preserve">Линейный стабилизатор типа AMS1117 для уличного блока не выбранируется из-за большого собственного потребления и потерь при преобразовании 9 В в 3,3 В. Применение отдельного модуля ESP32-WROOM-32 совместно с малопотребляющим преобразователем уменьшает ток сна, но не устраняет энергетические ограничения батареи формата «Крона». При периоде передачи одна минута ожидаемая автономность оценивается днями, а не месяцами. Количественная оценка приведена в подразделе 4.4.</w:t>
+        <w:t>Линейный стабилизатор для преобразования 9 В в 3,3 В не применяется из-за больших потерь и нагрева. Двухступенчатое питание 9 В → 5 В → 3,3 В переносит основную часть рассеиваемой мощности в импульсный преобразователь, а линейный стабилизатор платы работает при малом перепаде напряжения. Собственное потребление платы ограничивает автономность: при периоде передачи одна минута ожидаемое время работы составляет несколько суток, а не месяцы. Количественная оценка приведена в подразделе 4.4.</w:t>
       </w:r>
     </w:p>
     <w:p>
@@ -10217,7 +10217,7 @@
                 <w:sz w:val="24"/>
                 <w:szCs w:val="24"/>
               </w:rPr>
-              <w:t xml:space="preserve">ESP32 комнатного блока</w:t>
+              <w:t>ESP32 комнатного блока</w:t>
             </w:r>
           </w:p>
         </w:tc>
@@ -10236,7 +10236,7 @@
                 <w:sz w:val="24"/>
                 <w:szCs w:val="24"/>
               </w:rPr>
-              <w:t xml:space="preserve">4 GPIO; ввод команд, активный низкий уровень</w:t>
+              <w:t>4 GPIO; ввод команд, активный низкий уровень</w:t>
             </w:r>
           </w:p>
         </w:tc>
@@ -10632,7 +10632,7 @@
                 <w:sz w:val="24"/>
                 <w:szCs w:val="24"/>
               </w:rPr>
-              <w:t xml:space="preserve">ESP32-WROOM-32</w:t>
+              <w:t>ESP32 DevKit v1 (уличный)</w:t>
             </w:r>
           </w:p>
         </w:tc>
@@ -10651,7 +10651,7 @@
                 <w:sz w:val="24"/>
                 <w:szCs w:val="24"/>
               </w:rPr>
-              <w:t xml:space="preserve">DHT22</w:t>
+              <w:t>DHT22 (A6)</w:t>
             </w:r>
           </w:p>
         </w:tc>
@@ -10694,7 +10694,7 @@
                 <w:sz w:val="24"/>
                 <w:szCs w:val="24"/>
               </w:rPr>
-              <w:t xml:space="preserve">SB5</w:t>
+              <w:t>SB5 (синхронизация)</w:t>
             </w:r>
           </w:p>
         </w:tc>
@@ -10713,7 +10713,7 @@
                 <w:sz w:val="24"/>
                 <w:szCs w:val="24"/>
               </w:rPr>
-              <w:t xml:space="preserve">ESP32-WROOM-32</w:t>
+              <w:t>ESP32 DevKit v1 (уличный)</w:t>
             </w:r>
           </w:p>
         </w:tc>
@@ -10732,7 +10732,7 @@
                 <w:sz w:val="24"/>
                 <w:szCs w:val="24"/>
               </w:rPr>
-              <w:t xml:space="preserve">1 GPIO; внеочередное пробуждение</w:t>
+              <w:t>1 GPIO; внеочередной опрос и передача по нажатию</w:t>
             </w:r>
           </w:p>
         </w:tc>
@@ -10756,7 +10756,7 @@
                 <w:sz w:val="24"/>
                 <w:szCs w:val="24"/>
               </w:rPr>
-              <w:t xml:space="preserve">ESP32-WROOM-32</w:t>
+              <w:t>ESP32 DevKit v1 (уличный)</w:t>
             </w:r>
           </w:p>
         </w:tc>
@@ -10775,7 +10775,7 @@
                 <w:sz w:val="24"/>
                 <w:szCs w:val="24"/>
               </w:rPr>
-              <w:t xml:space="preserve">HL4 / разъем UART</w:t>
+              <w:t>HL4 / разъём UART</w:t>
             </w:r>
           </w:p>
         </w:tc>
@@ -10818,7 +10818,7 @@
                 <w:sz w:val="24"/>
                 <w:szCs w:val="24"/>
               </w:rPr>
-              <w:t xml:space="preserve">ESP32-WROOM-32</w:t>
+              <w:t>ESP32 DevKit v1 (уличный)</w:t>
             </w:r>
           </w:p>
         </w:tc>
@@ -11558,7 +11558,7 @@
         <w:jc w:val="both"/>
       </w:pPr>
       <w:r>
-        <w:t xml:space="preserve">Функциональная схема является основой для разработки принципиальной схемы. Она фиксирует не только состав элементов, но и напряжения интерфейсов, направление передачи и назначение управляющих сигналов. Благодаря этому исключаются непосредственное соединение 5-вольтовой шины I2C с ESP32, подача 9 В на модуль WROOM и смешение режимов BLE и Bluetooth SPP.</w:t>
+        <w:t>Функциональная схема является основой для разработки принципиальной схемы. Она фиксирует состав элементов, напряжения интерфейсов, направление передачи и назначение управляющих сигналов. Благодаря этому исключаются непосредственное соединение 5-вольтовой шины I2C с ESP32, подача 9 В на плату без преобразователя и смешение режимов BLE и Bluetooth SPP.</w:t>
       </w:r>
     </w:p>
     <w:p>
@@ -11592,7 +11592,7 @@
         <w:jc w:val="both"/>
       </w:pPr>
       <w:r>
-        <w:t xml:space="preserve">В данном разделе приведены соединения и расчеты, необходимые для выполнения схемы электрической принципиальной. Готовые модули обозначаются как функциональные устройства с указанием их внешних выводов; внутренняя схема USB-преобразователя DevKit и разводка покупных модулей модулей не дублируются.</w:t>
+        <w:t>Схема электрическая принципиальная выполнена на двух листах формата А3: лист 1 — внешний блок, лист 2 — комнатный блок; она приведена в приложении Г. В данном разделе приведены соединения и расчёты, необходимые для её выполнения. Готовые модули обозначаются как функциональные устройства с указанием внешних выводов; внутренняя схема USB-преобразователя DevKit и разводка покупных модулей не дублируются.</w:t>
       </w:r>
     </w:p>
     <w:p>
@@ -11634,7 +11634,7 @@
         <w:jc w:val="both"/>
       </w:pPr>
       <w:r>
-        <w:t xml:space="preserve">Модуль DS1302 подключается к тем же уровням 3,3 В, но не к шине I2C: его линии RST, DAT и CLK соединяются с отдельными GPIO16, GPIO17 и GPIO19. Светодиоды включаются через индивидуальные резисторы, кнопки замыкают входы на GND, а пассивный пьезоизлучатель подключается к GPIO18 через резистор 330 Ом. Транзисторный драйвер звука не требуется, пока используется именно пассивный пьезоэлемент и соблюдаются ограничения по току вывода.</w:t>
+        <w:t>Модуль DS1302 подключается к тем же уровням 3,3 В, но не к шине I2C: его линии RST, DAT и CLK соединяются с отдельными GPIO16, GPIO17 и GPIO19, а резервный элемент CR2032 устанавливается на самом модуле. Светодиоды включаются через индивидуальные резисторы, кнопки замыкают входы на GND, а пассивный пьезоизлучатель подключается к GPIO18 через резистор 330 Ом. Питание обеих плат подаётся на вывод VIN: на комнатной — 5 В от разъёма XS1 или USB, на уличной — 5 В с выхода TPS62175.</w:t>
       </w:r>
     </w:p>
     <w:p>
@@ -11658,7 +11658,7 @@
         <w:jc w:val="both"/>
       </w:pPr>
       <w:r>
-        <w:t xml:space="preserve">Назначение выводов комнатного блока приведено в таблице 4.1. Номера GPIO относятся к микроконтроллеру ESP32, а не к порядковым номерам контактов разъема DevKit. При трассировке платы порядковые номера посадочных мест проверяются по разводке конкретного экземпляра отладочной платы.</w:t>
+        <w:t>Назначение выводов комнатного блока приведено в таблице 4.1, уличного — в таблице 4.2. Номера GPIO относятся к модулю ESP32-WROOM-32, а не к порядковым номерам контактов разъёма платы. В графе «Вывод модуля» через дробь указан номер контакта разъёма DevKit: В1 — левый ряд, В2 — правый; при трассировке платы эти номера проверяются по разводке конкретного экземпляра отладочной платы.</w:t>
       </w:r>
     </w:p>
     <w:p>
@@ -13105,7 +13105,7 @@
         <w:jc w:val="both"/>
       </w:pPr>
       <w:r>
-        <w:t xml:space="preserve">Таблица 4.2 – Назначение выводов ESP32-WROOM-32 уличного блока</w:t>
+        <w:t>Таблица 4.2 – Назначение выводов ESP32 DevKit v1 уличного блока</w:t>
       </w:r>
     </w:p>
     <w:p>
@@ -13236,7 +13236,7 @@
                 <w:sz w:val="22"/>
                 <w:szCs w:val="22"/>
               </w:rPr>
-              <w:t xml:space="preserve">DHT_DATA</w:t>
+              <w:t>DHT_DATA</w:t>
             </w:r>
           </w:p>
         </w:tc>
@@ -13255,7 +13255,7 @@
                 <w:sz w:val="22"/>
                 <w:szCs w:val="22"/>
               </w:rPr>
-              <w:t xml:space="preserve">GPIO4 / 26</w:t>
+              <w:t>GPIO4 / В2-26</w:t>
             </w:r>
           </w:p>
         </w:tc>
@@ -13274,7 +13274,7 @@
                 <w:sz w:val="22"/>
                 <w:szCs w:val="22"/>
               </w:rPr>
-              <w:t xml:space="preserve">Вход/выход</w:t>
+              <w:t>Вход/выход</w:t>
             </w:r>
           </w:p>
         </w:tc>
@@ -13293,7 +13293,7 @@
                 <w:sz w:val="22"/>
                 <w:szCs w:val="22"/>
               </w:rPr>
-              <w:t xml:space="preserve">DATA DHT22; подтяжка 4,7 кОм к 3,3 В</w:t>
+              <w:t>DATA DHT22; подтяжка 4,7 кОм к 3,3 В</w:t>
             </w:r>
           </w:p>
         </w:tc>
@@ -13317,7 +13317,7 @@
                 <w:sz w:val="22"/>
                 <w:szCs w:val="22"/>
               </w:rPr>
-              <w:t xml:space="preserve">WAKE_BTN</w:t>
+              <w:t>SYNC_BTN</w:t>
             </w:r>
           </w:p>
         </w:tc>
@@ -13336,7 +13336,7 @@
                 <w:sz w:val="22"/>
                 <w:szCs w:val="22"/>
               </w:rPr>
-              <w:t xml:space="preserve">GPIO33 / 9</w:t>
+              <w:t>GPIO33 / В1-7</w:t>
             </w:r>
           </w:p>
         </w:tc>
@@ -13355,7 +13355,7 @@
                 <w:sz w:val="22"/>
                 <w:szCs w:val="22"/>
               </w:rPr>
-              <w:t xml:space="preserve">Вход</w:t>
+              <w:t>Вход</w:t>
             </w:r>
           </w:p>
         </w:tc>
@@ -13374,7 +13374,7 @@
                 <w:sz w:val="22"/>
                 <w:szCs w:val="22"/>
               </w:rPr>
-              <w:t xml:space="preserve">SB5 на GND; внешний pull-up 10 кОм к 3,3 В</w:t>
+              <w:t>SB5 на GND; подтяжка 10 кОм к 3,3 В; пробуждение по низкому уровню</w:t>
             </w:r>
           </w:p>
         </w:tc>
@@ -13398,7 +13398,7 @@
                 <w:sz w:val="22"/>
                 <w:szCs w:val="22"/>
               </w:rPr>
-              <w:t xml:space="preserve">LED_OUT</w:t>
+              <w:t>LED_OUT</w:t>
             </w:r>
           </w:p>
         </w:tc>
@@ -13417,7 +13417,7 @@
                 <w:sz w:val="22"/>
                 <w:szCs w:val="22"/>
               </w:rPr>
-              <w:t xml:space="preserve">GPIO25 / 10</w:t>
+              <w:t>GPIO25 / В1-8</w:t>
             </w:r>
           </w:p>
         </w:tc>
@@ -13436,7 +13436,7 @@
                 <w:sz w:val="22"/>
                 <w:szCs w:val="22"/>
               </w:rPr>
-              <w:t xml:space="preserve">Выход</w:t>
+              <w:t>Выход</w:t>
             </w:r>
           </w:p>
         </w:tc>
@@ -13455,7 +13455,7 @@
                 <w:sz w:val="22"/>
                 <w:szCs w:val="22"/>
               </w:rPr>
-              <w:t xml:space="preserve">HL4 через 680 Ом к GND</w:t>
+              <w:t>HL4 через 680 Ом к GND</w:t>
             </w:r>
           </w:p>
         </w:tc>
@@ -13479,7 +13479,7 @@
                 <w:sz w:val="22"/>
                 <w:szCs w:val="22"/>
               </w:rPr>
-              <w:t xml:space="preserve">REG_SLEEP</w:t>
+              <w:t>REG_SLEEP</w:t>
             </w:r>
           </w:p>
         </w:tc>
@@ -13498,7 +13498,7 @@
                 <w:sz w:val="22"/>
                 <w:szCs w:val="22"/>
               </w:rPr>
-              <w:t xml:space="preserve">GPIO26 / 11</w:t>
+              <w:t>GPIO26 / В1-9</w:t>
             </w:r>
           </w:p>
         </w:tc>
@@ -13517,7 +13517,7 @@
                 <w:sz w:val="22"/>
                 <w:szCs w:val="22"/>
               </w:rPr>
-              <w:t xml:space="preserve">Выход</w:t>
+              <w:t>Выход</w:t>
             </w:r>
           </w:p>
         </w:tc>
@@ -13536,7 +13536,7 @@
                 <w:sz w:val="22"/>
                 <w:szCs w:val="22"/>
               </w:rPr>
-              <w:t xml:space="preserve">SLEEP TPS62177: высокий уровень в активной фазе, низкий перед сном</w:t>
+              <w:t>SLEEP TPS62175: высокий в активной фазе, низкий перед сном</w:t>
             </w:r>
           </w:p>
         </w:tc>
@@ -13560,7 +13560,7 @@
                 <w:sz w:val="22"/>
                 <w:szCs w:val="22"/>
               </w:rPr>
-              <w:t xml:space="preserve">U0TXD</w:t>
+              <w:t>U0TXD</w:t>
             </w:r>
           </w:p>
         </w:tc>
@@ -13579,7 +13579,7 @@
                 <w:sz w:val="22"/>
                 <w:szCs w:val="22"/>
               </w:rPr>
-              <w:t xml:space="preserve">GPIO1 / 35</w:t>
+              <w:t>GPIO1 / В2-18</w:t>
             </w:r>
           </w:p>
         </w:tc>
@@ -13598,7 +13598,7 @@
                 <w:sz w:val="22"/>
                 <w:szCs w:val="22"/>
               </w:rPr>
-              <w:t xml:space="preserve">Выход</w:t>
+              <w:t>Выход</w:t>
             </w:r>
           </w:p>
         </w:tc>
@@ -13617,7 +13617,7 @@
                 <w:sz w:val="22"/>
                 <w:szCs w:val="22"/>
               </w:rPr>
-              <w:t xml:space="preserve">RXD внешнего USB-UART через сервисный разъем</w:t>
+              <w:t>RXD внешнего USB-UART через сервисный разъём</w:t>
             </w:r>
           </w:p>
         </w:tc>
@@ -13641,7 +13641,7 @@
                 <w:sz w:val="22"/>
                 <w:szCs w:val="22"/>
               </w:rPr>
-              <w:t xml:space="preserve">U0RXD</w:t>
+              <w:t>U0RXD</w:t>
             </w:r>
           </w:p>
         </w:tc>
@@ -13660,7 +13660,7 @@
                 <w:sz w:val="22"/>
                 <w:szCs w:val="22"/>
               </w:rPr>
-              <w:t xml:space="preserve">GPIO3 / 34</w:t>
+              <w:t>GPIO3 / В2-19</w:t>
             </w:r>
           </w:p>
         </w:tc>
@@ -13679,7 +13679,7 @@
                 <w:sz w:val="22"/>
                 <w:szCs w:val="22"/>
               </w:rPr>
-              <w:t xml:space="preserve">Вход</w:t>
+              <w:t>Вход</w:t>
             </w:r>
           </w:p>
         </w:tc>
@@ -13698,7 +13698,7 @@
                 <w:sz w:val="22"/>
                 <w:szCs w:val="22"/>
               </w:rPr>
-              <w:t xml:space="preserve">TXD внешнего USB-UART уровня 3,3 В</w:t>
+              <w:t>TXD внешнего USB-UART уровня 3,3 В</w:t>
             </w:r>
           </w:p>
         </w:tc>
@@ -13722,7 +13722,7 @@
                 <w:sz w:val="22"/>
                 <w:szCs w:val="22"/>
               </w:rPr>
-              <w:t xml:space="preserve">BOOT</w:t>
+              <w:t>BOOT</w:t>
             </w:r>
           </w:p>
         </w:tc>
@@ -13741,7 +13741,7 @@
                 <w:sz w:val="22"/>
                 <w:szCs w:val="22"/>
               </w:rPr>
-              <w:t xml:space="preserve">GPIO0 / 25</w:t>
+              <w:t>GPIO0 / В1-1</w:t>
             </w:r>
           </w:p>
         </w:tc>
@@ -13760,7 +13760,7 @@
                 <w:sz w:val="22"/>
                 <w:szCs w:val="22"/>
               </w:rPr>
-              <w:t xml:space="preserve">Вход при старте</w:t>
+              <w:t>Вход при старте</w:t>
             </w:r>
           </w:p>
         </w:tc>
@@ -13779,7 +13779,7 @@
                 <w:sz w:val="22"/>
                 <w:szCs w:val="22"/>
               </w:rPr>
-              <w:t xml:space="preserve">Подтяжка 10 кОм к 3,3 В; замыкание на GND при загрузке</w:t>
+              <w:t>Кнопка BOOT и цепь автоматической загрузки на плате A5</w:t>
             </w:r>
           </w:p>
         </w:tc>
@@ -13803,7 +13803,7 @@
                 <w:sz w:val="22"/>
                 <w:szCs w:val="22"/>
               </w:rPr>
-              <w:t xml:space="preserve">EN</w:t>
+              <w:t>+5 В</w:t>
             </w:r>
           </w:p>
         </w:tc>
@@ -13822,7 +13822,7 @@
                 <w:sz w:val="22"/>
                 <w:szCs w:val="22"/>
               </w:rPr>
-              <w:t xml:space="preserve">EN / 3</w:t>
+              <w:t>VIN / В1-15</w:t>
             </w:r>
           </w:p>
         </w:tc>
@@ -13841,7 +13841,7 @@
                 <w:sz w:val="22"/>
                 <w:szCs w:val="22"/>
               </w:rPr>
-              <w:t xml:space="preserve">Вход</w:t>
+              <w:t>Питание</w:t>
             </w:r>
           </w:p>
         </w:tc>
@@ -13860,7 +13860,7 @@
                 <w:sz w:val="22"/>
                 <w:szCs w:val="22"/>
               </w:rPr>
-              <w:t xml:space="preserve">Подтяжка 10 кОм к 3,3 В; конденсатор 1 мкФ на GND</w:t>
+              <w:t>Выход TPS62175; стабилизатор 3,3 В расположен на плате</w:t>
             </w:r>
           </w:p>
         </w:tc>
@@ -13884,7 +13884,7 @@
                 <w:sz w:val="22"/>
                 <w:szCs w:val="22"/>
               </w:rPr>
-              <w:t xml:space="preserve">3V3</w:t>
+              <w:t>+3,3 В</w:t>
             </w:r>
           </w:p>
         </w:tc>
@@ -13903,7 +13903,7 @@
                 <w:sz w:val="22"/>
                 <w:szCs w:val="22"/>
               </w:rPr>
-              <w:t xml:space="preserve">3V3 / 2</w:t>
+              <w:t>3V3 / В2-30</w:t>
             </w:r>
           </w:p>
         </w:tc>
@@ -13922,7 +13922,7 @@
                 <w:sz w:val="22"/>
                 <w:szCs w:val="22"/>
               </w:rPr>
-              <w:t xml:space="preserve">Питание</w:t>
+              <w:t>Питание</w:t>
             </w:r>
           </w:p>
         </w:tc>
@@ -13941,7 +13941,7 @@
                 <w:sz w:val="22"/>
                 <w:szCs w:val="22"/>
               </w:rPr>
-              <w:t xml:space="preserve">Выход TPS62177; питание DHT22 и подтяжек</w:t>
+              <w:t>Питание DHT22 и подтяжек</w:t>
             </w:r>
           </w:p>
         </w:tc>
@@ -13965,7 +13965,7 @@
                 <w:sz w:val="22"/>
                 <w:szCs w:val="22"/>
               </w:rPr>
-              <w:t xml:space="preserve">GND</w:t>
+              <w:t>GND</w:t>
             </w:r>
           </w:p>
         </w:tc>
@@ -13984,7 +13984,7 @@
                 <w:sz w:val="22"/>
                 <w:szCs w:val="22"/>
               </w:rPr>
-              <w:t xml:space="preserve">1, 15, 38, 39</w:t>
+              <w:t>В1-14, В2-29</w:t>
             </w:r>
           </w:p>
         </w:tc>
@@ -14003,7 +14003,7 @@
                 <w:sz w:val="22"/>
                 <w:szCs w:val="22"/>
               </w:rPr>
-              <w:t xml:space="preserve">Общий</w:t>
+              <w:t>Общий</w:t>
             </w:r>
           </w:p>
         </w:tc>
@@ -14022,7 +14022,7 @@
                 <w:sz w:val="22"/>
                 <w:szCs w:val="22"/>
               </w:rPr>
-              <w:t xml:space="preserve">Общий провод модуля, датчика и стабилизатора</w:t>
+              <w:t>Общий провод платы, датчика и преобразователя</w:t>
             </w:r>
           </w:p>
         </w:tc>
@@ -14037,7 +14037,7 @@
         <w:jc w:val="both"/>
       </w:pPr>
       <w:r>
-        <w:t xml:space="preserve">Сервисный разъем уличного блока содержит GND, U0TXD, U0RXD, EN и GPIO0. Для программирования применяется внешний преобразователь с уровнями 3,3 В. Подача 5 В на сигнальные выводы не допускается. На время прошивки питание подается одним выбранным способом; параллельное соединение внешнего источника 3,3 В с выходом установленного стабилизатора не предусматривается.</w:t>
+        <w:t>Сервисный разъём уличного блока содержит GND, U0TXD, U0RXD и +5 В. Для программирования применяется внешний преобразователь с уровнями 3,3 В либо штатный USB-разъём платы. Подача 5 В на сигнальные выводы не допускается. На время прошивки питание подаётся одним выбранным способом; параллельное соединение внешнего источника с выходом установленного стабилизатора не предусматривается.</w:t>
       </w:r>
     </w:p>
     <w:p>
@@ -14946,7 +14946,7 @@
         <w:jc w:val="both"/>
       </w:pPr>
       <w:r>
-        <w:t xml:space="preserve">Для понижения напряжения выбран TPS62177 с фиксированным выходом 3,3 В, допустимым входным напряжением 4,75–28 В и нагрузочным током до 500 мА. Индуктивность принимается 10 мкГн с током насыщения не менее 1 А, входной конденсатор — 2,2 мкФ с рабочим напряжением не менее 25 В, выходной — 22 мкФ с рабочим напряжением не менее 6,3 В. Дополнительно возле вывода питания модуля устанавливается конденсатор 0,1 мкФ. Эффективная емкость керамики проверяется с учетом постоянного смещения.</w:t>
+        <w:t>Для понижения напряжения 9 В до 5 В выбран TPS62175 с регулируемым выходом, допустимым входным напряжением 4,75–28 В и нагрузочным током до 500 мА. Выходное напряжение задаётся делителем R12/R13: при 523 кОм и 100 кОм оно составляет 0,8 · (1 + 523/100) ≈ 5,0 В. Индуктивность принимается 10 мкГн с током насыщения не менее 1 А, входной конденсатор — 2,2 мкФ с рабочим напряжением не менее 25 В, выходной — 22 мкФ с рабочим напряжением не менее 6,3 В. Дополнительно возле вывода VIN платы устанавливается конденсатор 0,1 мкФ. Эффективная ёмкость керамики проверяется с учётом постоянного смещения.</w:t>
       </w:r>
     </w:p>
     <w:p>
@@ -14955,7 +14955,7 @@
         <w:jc w:val="both"/>
       </w:pPr>
       <w:r>
-        <w:t xml:space="preserve">Вывод EN соединяется с входным питанием после выключателя и защиты от переполюсовки. Выводы FB и NC соединяются с AGND, VOS — с выходом 3,3 В, а PG при неиспользовании остается неподключенным. Вывод SLEEP управляется GPIO26: после запуска устанавливается высокий уровень для нормальной работы при импульсной нагрузке, перед глубоким сном — низкий для уменьшения собственного потребления. Внутренний подтягивающий к земле резистор вывода SLEEP удерживает низкий уровень до инициализации GPIO.</w:t>
+        <w:t>Вывод EN соединяется с входным питанием после выключателя и защиты от переполюсовки. Выводы AGND, PGND и тепловая площадка соединяются с общим проводом, FB — со средней точкой делителя R12/R13, VOS — с выходом 5 В, NC — с AGND. Вывод PG при неиспользовании остаётся неподключённым. Вывод SLEEP управляется с GPIO26: в активной фазе устанавливается высокий уровень, перед глубоким сном — низкий, что ограничивает собственное потребление преобразователя.</w:t>
       </w:r>
     </w:p>
     <w:p>
@@ -14964,7 +14964,7 @@
         <w:jc w:val="both"/>
       </w:pPr>
       <w:r>
-        <w:t xml:space="preserve">Расчет автономности выполнен для периода T = 60 с. Активная фаза принимается равной tакт = 4,2 с с учетом стабилизации DHT22, двух чтений и передачи BLE. Средний ток активной фазы принят Iакт = 80 мА; импульсный ток радио при этом выше, поэтому источник рассчитывается по запасу 500 мА, а не по среднему значению. В таблице 4.4 приведены принятые расчетные параметры.</w:t>
+        <w:t>Расчёт автономности выполнен для периода T = 60 с. Активная фаза принимается равной tакт = 4,2 с с учётом стабилизации DHT22, двух чтений и передачи BLE. Средний ток активной фазы по шине 5 В принят Iакт = 80 мА; импульсный ток радио при этом выше, поэтому преобразователь рассчитывается по запасу 500 мА. Ток сна учитывает собственное потребление платы DevKit (линейный стабилизатор и USB-преобразователь) и принимается равным Iсон = 6 мА. Исходные данные приведены в таблице 4.4.</w:t>
       </w:r>
     </w:p>
     <w:p>
@@ -15084,7 +15084,7 @@
                 <w:sz w:val="24"/>
                 <w:szCs w:val="24"/>
               </w:rPr>
-              <w:t xml:space="preserve">Период цикла</w:t>
+              <w:t>Период цикла</w:t>
             </w:r>
           </w:p>
         </w:tc>
@@ -15103,7 +15103,7 @@
                 <w:sz w:val="24"/>
                 <w:szCs w:val="24"/>
               </w:rPr>
-              <w:t xml:space="preserve">T</w:t>
+              <w:t>T</w:t>
             </w:r>
           </w:p>
         </w:tc>
@@ -15122,7 +15122,7 @@
                 <w:sz w:val="24"/>
                 <w:szCs w:val="24"/>
               </w:rPr>
-              <w:t xml:space="preserve">60 с</w:t>
+              <w:t>60 с</w:t>
             </w:r>
           </w:p>
         </w:tc>
@@ -15146,7 +15146,7 @@
                 <w:sz w:val="24"/>
                 <w:szCs w:val="24"/>
               </w:rPr>
-              <w:t xml:space="preserve">Длительность активной фазы</w:t>
+              <w:t>Длительность активной фазы</w:t>
             </w:r>
           </w:p>
         </w:tc>
@@ -15165,7 +15165,7 @@
                 <w:sz w:val="24"/>
                 <w:szCs w:val="24"/>
               </w:rPr>
-              <w:t xml:space="preserve">tакт</w:t>
+              <w:t>tакт</w:t>
             </w:r>
           </w:p>
         </w:tc>
@@ -15184,7 +15184,7 @@
                 <w:sz w:val="24"/>
                 <w:szCs w:val="24"/>
               </w:rPr>
-              <w:t xml:space="preserve">4,2 с</w:t>
+              <w:t>4,2 с</w:t>
             </w:r>
           </w:p>
         </w:tc>
@@ -15208,7 +15208,7 @@
                 <w:sz w:val="24"/>
                 <w:szCs w:val="24"/>
               </w:rPr>
-              <w:t xml:space="preserve">Средний ток активной фазы при 3,3 В</w:t>
+              <w:t>Средний ток активной фазы по шине 5 В</w:t>
             </w:r>
           </w:p>
         </w:tc>
@@ -15227,7 +15227,7 @@
                 <w:sz w:val="24"/>
                 <w:szCs w:val="24"/>
               </w:rPr>
-              <w:t xml:space="preserve">Iакт</w:t>
+              <w:t>Iакт</w:t>
             </w:r>
           </w:p>
         </w:tc>
@@ -15246,7 +15246,7 @@
                 <w:sz w:val="24"/>
                 <w:szCs w:val="24"/>
               </w:rPr>
-              <w:t xml:space="preserve">80 мА</w:t>
+              <w:t>80 мА</w:t>
             </w:r>
           </w:p>
         </w:tc>
@@ -15270,7 +15270,7 @@
                 <w:sz w:val="24"/>
                 <w:szCs w:val="24"/>
               </w:rPr>
-              <w:t xml:space="preserve">Ток сна модуля, датчика и стабилизатора с запасом</w:t>
+              <w:t>Ток сна платы, датчика и преобразователя</w:t>
             </w:r>
           </w:p>
         </w:tc>
@@ -15289,7 +15289,7 @@
                 <w:sz w:val="24"/>
                 <w:szCs w:val="24"/>
               </w:rPr>
-              <w:t xml:space="preserve">Iсон</w:t>
+              <w:t>Iсон</w:t>
             </w:r>
           </w:p>
         </w:tc>
@@ -15308,7 +15308,7 @@
                 <w:sz w:val="24"/>
                 <w:szCs w:val="24"/>
               </w:rPr>
-              <w:t xml:space="preserve">0,085 мА</w:t>
+              <w:t>6 мА</w:t>
             </w:r>
           </w:p>
         </w:tc>
@@ -15332,7 +15332,7 @@
                 <w:sz w:val="24"/>
                 <w:szCs w:val="24"/>
               </w:rPr>
-              <w:t xml:space="preserve">Расчетный КПД преобразователя в цикле</w:t>
+              <w:t>Расчётный КПД преобразователя в цикле</w:t>
             </w:r>
           </w:p>
         </w:tc>
@@ -15351,7 +15351,7 @@
                 <w:sz w:val="24"/>
                 <w:szCs w:val="24"/>
               </w:rPr>
-              <w:t xml:space="preserve">η</w:t>
+              <w:t>η</w:t>
             </w:r>
           </w:p>
         </w:tc>
@@ -15370,7 +15370,7 @@
                 <w:sz w:val="24"/>
                 <w:szCs w:val="24"/>
               </w:rPr>
-              <w:t xml:space="preserve">0,80</w:t>
+              <w:t>0,85</w:t>
             </w:r>
           </w:p>
         </w:tc>
@@ -15394,7 +15394,7 @@
                 <w:sz w:val="24"/>
                 <w:szCs w:val="24"/>
               </w:rPr>
-              <w:t xml:space="preserve">Начальное напряжение батареи</w:t>
+              <w:t>Начальное напряжение батареи</w:t>
             </w:r>
           </w:p>
         </w:tc>
@@ -15413,7 +15413,7 @@
                 <w:sz w:val="24"/>
                 <w:szCs w:val="24"/>
               </w:rPr>
-              <w:t xml:space="preserve">Uбат</w:t>
+              <w:t>Uбат</w:t>
             </w:r>
           </w:p>
         </w:tc>
@@ -15432,7 +15432,7 @@
                 <w:sz w:val="24"/>
                 <w:szCs w:val="24"/>
               </w:rPr>
-              <w:t xml:space="preserve">9,0 В</w:t>
+              <w:t>9,0 В</w:t>
             </w:r>
           </w:p>
         </w:tc>
@@ -15456,7 +15456,7 @@
                 <w:sz w:val="24"/>
                 <w:szCs w:val="24"/>
               </w:rPr>
-              <w:t xml:space="preserve">Оценка полезной емкости при импульсной нагрузке</w:t>
+              <w:t>Оценка полезной ёмкости при импульсной нагрузке</w:t>
             </w:r>
           </w:p>
         </w:tc>
@@ -15475,7 +15475,7 @@
                 <w:sz w:val="24"/>
                 <w:szCs w:val="24"/>
               </w:rPr>
-              <w:t xml:space="preserve">Qпол</w:t>
+              <w:t>Qпол</w:t>
             </w:r>
           </w:p>
         </w:tc>
@@ -15494,7 +15494,7 @@
                 <w:sz w:val="24"/>
                 <w:szCs w:val="24"/>
               </w:rPr>
-              <w:t xml:space="preserve">300–500 мА·ч</w:t>
+              <w:t>300–500 мА·ч</w:t>
             </w:r>
           </w:p>
         </w:tc>
@@ -15509,7 +15509,7 @@
         <w:jc w:val="both"/>
       </w:pPr>
       <w:r>
-        <w:t xml:space="preserve">Средний ток по шине 3,3 В определяется как средневзвешенное значение активной и спящей составляющих:</w:t>
+        <w:t>Средний ток по шине 5 В определяется как средневзвешенное значение активной и спящей составляющих:</w:t>
       </w:r>
     </w:p>
     <w:p>
@@ -15518,7 +15518,7 @@
         <w:spacing w:before="80" w:after="80"/>
       </w:pPr>
       <w:r>
-        <w:t xml:space="preserve">Iср = [Iакт · tакт + Iсон · (T − tакт)] / T = [80 · 4,2 + 0,085 · 55,8] / 60 ≈ 5,68 мА.</w:t>
+        <w:t>Iср = [Iакт · tакт + Iсон · (T − tакт)] / T = [80 · 4,2 + 6 · 55,8] / 60 ≈ 11,2 мА.</w:t>
       </w:r>
     </w:p>
     <w:p>
@@ -15527,7 +15527,7 @@
         <w:jc w:val="both"/>
       </w:pPr>
       <w:r>
-        <w:t xml:space="preserve">Средняя мощность нагрузки составляет Pср = 3,3 · 5,68 ≈ 18,7 мВт. При КПД 80 % средний ток от новой батареи напряжением 9 В равен:</w:t>
+        <w:t>Средняя мощность нагрузки составляет Pср = 5,0 · 11,2 ≈ 56 мВт. При КПД 0,85 средний ток от новой батареи напряжением 9 В равен:</w:t>
       </w:r>
     </w:p>
     <w:p>
@@ -15536,7 +15536,7 @@
         <w:spacing w:before="80" w:after="80"/>
       </w:pPr>
       <w:r>
-        <w:t xml:space="preserve">Iбат = Pср / (η · Uбат) = 18,7 / (0,80 · 9,0) ≈ 2,60 мА.</w:t>
+        <w:t>Iбат = Pср / (η · Uбат) = 56 / (0,85 · 9,0) ≈ 7,3 мА.</w:t>
       </w:r>
     </w:p>
     <w:p>
@@ -15545,7 +15545,7 @@
         <w:jc w:val="both"/>
       </w:pPr>
       <w:r>
-        <w:t xml:space="preserve">При полезной емкости 300–500 мА·ч расчетное время работы составляет t = Qпол / Iбат ≈ 115–192 ч, то есть приблизительно 5–8 суток. По мере снижения напряжения батареи до 6 В входной ток возрастает, а доступная емкость и качество импульсной отдачи уменьшаются. На холоде автономность дополнительно сокращается. Поэтому для принятого периода одна минута следует ожидать порядка нескольких суток работы, а не нескольких месяцев.</w:t>
+        <w:t>При полезной ёмкости 300–500 мА·ч расчётное время работы составляет t = Qпол / Iбат ≈ 41–68 ч, то есть примерно двое-трое суток. По мере снижения напряжения батареи до 6 В входной ток возрастает, а доступная ёмкость и качество импульсной отдачи уменьшаются. На холоде автономность дополнительно сокращается. Для принятого периода одна минута следует ожидать порядка нескольких суток работы, а не нескольких месяцев.</w:t>
       </w:r>
     </w:p>
     <w:p>
@@ -15623,7 +15623,7 @@
         <w:jc w:val="both"/>
       </w:pPr>
       <w:r>
-        <w:t xml:space="preserve">Внутренние подтяжки кнопок ESP32 имеют ориентировочное сопротивление 45 кОм. Ток нажатой кнопки комнатного блока равен Iкн = 3,3 / 45000 ≈ 0,073 мА. Для SB5 уличного блока устанавливается внешняя подтяжка 10 кОм, сохраняющая определенный уровень во время глубокого сна; ток при нажатии составляет 0,33 мА. Пробуждение настраивается по низкому уровню RTC-вывода GPIO33, а дребезг подавляется программно.</w:t>
+        <w:t>Внутренние подтяжки кнопок ESP32 имеют ориентировочное сопротивление 45 кОм. Ток нажатой кнопки комнатного блока равен Iкн = 3,3 / 45000 ≈ 0,073 мА. Для SB5 уличного блока устанавливается внешняя подтяжка 10 кОм, сохраняющая определённый уровень во время глубокого сна; ток при нажатии составляет 0,33 мА. Пробуждение настраивается по низкому уровню RTC-вывода GPIO33, а дребезг подавляется программно.</w:t>
       </w:r>
     </w:p>
     <w:p>
@@ -15656,7 +15656,7 @@
         <w:jc w:val="both"/>
       </w:pPr>
       <w:r>
-        <w:t xml:space="preserve">Для уличного ESP32-WROOM-32 вывод EN подтягивается к 3,3 В резистором 10 кОм и соединяется с GND конденсатором 1 мкФ. Такая RC-цепь задерживает разрешение запуска до установления питания. GPIO0 подтягивается к 3,3 В резистором 10 кОм; для перехода в загрузочный режим он замыкается на GND до отпускания EN. Конденсатор большой емкости на GPIO0 не устанавливается, чтобы не нарушать выбор режима старта.</w:t>
+        <w:t>Цепи запуска обеих плат входят в состав ESP32 DevKit v1: вывод EN подтянут к 3,3 В, кнопка BOOT и цепь автоматической загрузки подключены к GPIO0. Отдельные резисторы и конденсаторы на эти выводы не устанавливаются, чтобы не дублировать штатные элементы платы. Для перехода в загрузочный режим используется кнопка BOOT; конденсатор большой ёмкости на GPIO0 не добавляется, чтобы не нарушать выбор режима старта.</w:t>
       </w:r>
     </w:p>
     <w:p>
@@ -15674,7 +15674,7 @@
         <w:jc w:val="both"/>
       </w:pPr>
       <w:r>
-        <w:t xml:space="preserve">На обеих платах применяются короткие сигнальные соединения и сплошной полигон GND вне антенной области. Антенна ESP32-WROOM-32 располагается у края платы; под ней и перед ней не размещаются медь, провода и металлические детали корпуса. Петля коммутации TPS62177, включающая входной конденсатор, микросхему, индуктивность и выходной конденсатор, выполняется минимальной площади. Силовые проводники питания делаются шире сигнальных; окончательная ширина выбирается при трассировке по току и допустимому нагреву.</w:t>
+        <w:t>На обеих платах применяются короткие сигнальные соединения и сплошной полигон GND вне антенной области. Антенна модуля ESP32-WROOM-32 располагается у края платы; под ней и перед ней не размещаются медь, провода и металлические детали корпуса. Петля коммутации TPS62175, включающая входной конденсатор, микросхему, индуктивность и выходной конденсатор, выполняется минимальной площади. Силовые проводники питания делаются шире сигнальных; окончательная ширина выбирается при трассировке по току и допустимому нагреву.</w:t>
       </w:r>
     </w:p>
     <w:p>
@@ -15692,7 +15692,7 @@
         <w:jc w:val="both"/>
       </w:pPr>
       <w:r>
-        <w:t xml:space="preserve">Разработанные соединения и номиналы являются исходными данными для графического выполнения схемы электрической принципиальной и перечня элементов. Окончательные позиционные обозначения присваиваются на этом листе; в приведенных таблицах сохранены обозначения функциональной схемы, чтобы исключить расхождение между документами. Расчетные значения автономности, нагрева и токов подлежат подтверждению на макете, поскольку в исходных материалах результаты измерений собранного устройства отсутствуют.</w:t>
+        <w:t>Разработанные соединения и номиналы перенесены на схему электрическую принципиальную (приложение Г, два листа) и являются исходными данными для перечня элементов. Окончательные позиционные обозначения присвоены на этих листах и совпадают с обозначениями функциональной схемы. Расчётные значения автономности, нагрева и токов подлежат подтверждению на макете, поскольку в исходных материалах результаты измерений собранного устройства отсутствуют.</w:t>
       </w:r>
     </w:p>
     <w:p>
@@ -15819,7 +15819,7 @@
                 <w:sz w:val="22"/>
                 <w:szCs w:val="22"/>
               </w:rPr>
-              <w:t xml:space="preserve">Питание 3,3 В, назначение выводов, загрузочные уровни, цепь EN</w:t>
+              <w:t>Питание 3,3 В, назначение выводов модуля, уровни загрузки</w:t>
             </w:r>
           </w:p>
         </w:tc>
@@ -15862,7 +15862,7 @@
                 <w:sz w:val="22"/>
                 <w:szCs w:val="22"/>
               </w:rPr>
-              <w:t xml:space="preserve">Запас источника 500 мА, размещение антенны и развязки питания</w:t>
+              <w:t>Запас источника 500 мА, размещение антенны и развязки питания</w:t>
             </w:r>
           </w:p>
         </w:tc>
@@ -16077,7 +16077,7 @@
                 <w:sz w:val="22"/>
                 <w:szCs w:val="22"/>
               </w:rPr>
-              <w:t xml:space="preserve">Диапазон входа, ток 500 мА, режим SLEEP, LC-фильтр</w:t>
+              <w:t>Диапазон входа, регулируемый выход 5 В, ток 500 мА, LC-фильтр</w:t>
             </w:r>
           </w:p>
         </w:tc>

--- a/0.3.Записка.docx
+++ b/0.3.Записка.docx
@@ -10766,16 +10766,8 @@
             <w:vAlign w:val="center"/>
           </w:tcPr>
           <w:p>
-            <w:pPr>
-              <w:jc w:val="left"/>
-              <w:spacing w:before="30" w:after="30"/>
-            </w:pPr>
-            <w:r>
-              <w:rPr>
-                <w:sz w:val="24"/>
-                <w:szCs w:val="24"/>
-              </w:rPr>
-              <w:t>HL4 / разъём UART</w:t>
+            <w:r>
+              <w:t>HL4</w:t>
             </w:r>
           </w:p>
         </w:tc>
@@ -10785,16 +10777,8 @@
             <w:vAlign w:val="center"/>
           </w:tcPr>
           <w:p>
-            <w:pPr>
-              <w:jc w:val="left"/>
-              <w:spacing w:before="30" w:after="30"/>
-            </w:pPr>
-            <w:r>
-              <w:rPr>
-                <w:sz w:val="24"/>
-                <w:szCs w:val="24"/>
-              </w:rPr>
-              <w:t xml:space="preserve">1 GPIO индикации; TX, RX, EN, IO0 для обслуживания</w:t>
+            <w:r>
+              <w:t>1 GPIO индикации; программирование через штатный USB</w:t>
             </w:r>
           </w:p>
         </w:tc>
@@ -11592,7 +11576,7 @@
         <w:jc w:val="both"/>
       </w:pPr>
       <w:r>
-        <w:t>Схема электрическая принципиальная выполнена на двух листах формата А3: лист 1 — внешний блок, лист 2 — комнатный блок; она приведена в приложении Г. В данном разделе приведены соединения и расчёты, необходимые для её выполнения. Готовые модули обозначаются как функциональные устройства с указанием внешних выводов; внутренняя схема USB-преобразователя DevKit и разводка покупных модулей не дублируются.</w:t>
+        <w:t>Схема электрическая принципиальная выполнена на двух листах формата А3: лист 1 — внешний блок, лист 2 — комнатный блок; она приведена в приложении Г. В данном разделе приведены соединения и расчёты, необходимые для её выполнения. Готовые модули обозначаются как функциональные устройства с указанием внешних выводов; внутренняя схема USB-преобразователя DevKit и разводка покупных модулей не дублируются. Комнатный лист выполнен на основе предоставленного файла EasyEDA с добавлением преобразователя уровней I2C и уточнением номиналов элементов.</w:t>
       </w:r>
     </w:p>
     <w:p>
@@ -13570,15 +13554,7 @@
             <w:vAlign w:val="center"/>
           </w:tcPr>
           <w:p>
-            <w:pPr>
-              <w:jc w:val="left"/>
-              <w:spacing w:before="30" w:after="30"/>
-            </w:pPr>
-            <w:r>
-              <w:rPr>
-                <w:sz w:val="22"/>
-                <w:szCs w:val="22"/>
-              </w:rPr>
+            <w:r>
               <w:t>GPIO1 / В2-18</w:t>
             </w:r>
           </w:p>
@@ -13589,16 +13565,8 @@
             <w:vAlign w:val="center"/>
           </w:tcPr>
           <w:p>
-            <w:pPr>
-              <w:jc w:val="left"/>
-              <w:spacing w:before="30" w:after="30"/>
-            </w:pPr>
-            <w:r>
-              <w:rPr>
-                <w:sz w:val="22"/>
-                <w:szCs w:val="22"/>
-              </w:rPr>
-              <w:t>Выход</w:t>
+            <w:r>
+              <w:t>—</w:t>
             </w:r>
           </w:p>
         </w:tc>
@@ -13608,16 +13576,8 @@
             <w:vAlign w:val="center"/>
           </w:tcPr>
           <w:p>
-            <w:pPr>
-              <w:jc w:val="left"/>
-              <w:spacing w:before="30" w:after="30"/>
-            </w:pPr>
-            <w:r>
-              <w:rPr>
-                <w:sz w:val="22"/>
-                <w:szCs w:val="22"/>
-              </w:rPr>
-              <w:t>RXD внешнего USB-UART через сервисный разъём</w:t>
+            <w:r>
+              <w:t>Не используется внешней схемой; штатный USB-UART платы</w:t>
             </w:r>
           </w:p>
         </w:tc>
@@ -13651,15 +13611,7 @@
             <w:vAlign w:val="center"/>
           </w:tcPr>
           <w:p>
-            <w:pPr>
-              <w:jc w:val="left"/>
-              <w:spacing w:before="30" w:after="30"/>
-            </w:pPr>
-            <w:r>
-              <w:rPr>
-                <w:sz w:val="22"/>
-                <w:szCs w:val="22"/>
-              </w:rPr>
+            <w:r>
               <w:t>GPIO3 / В2-19</w:t>
             </w:r>
           </w:p>
@@ -13670,16 +13622,8 @@
             <w:vAlign w:val="center"/>
           </w:tcPr>
           <w:p>
-            <w:pPr>
-              <w:jc w:val="left"/>
-              <w:spacing w:before="30" w:after="30"/>
-            </w:pPr>
-            <w:r>
-              <w:rPr>
-                <w:sz w:val="22"/>
-                <w:szCs w:val="22"/>
-              </w:rPr>
-              <w:t>Вход</w:t>
+            <w:r>
+              <w:t>—</w:t>
             </w:r>
           </w:p>
         </w:tc>
@@ -13689,16 +13633,8 @@
             <w:vAlign w:val="center"/>
           </w:tcPr>
           <w:p>
-            <w:pPr>
-              <w:jc w:val="left"/>
-              <w:spacing w:before="30" w:after="30"/>
-            </w:pPr>
-            <w:r>
-              <w:rPr>
-                <w:sz w:val="22"/>
-                <w:szCs w:val="22"/>
-              </w:rPr>
-              <w:t>TXD внешнего USB-UART уровня 3,3 В</w:t>
+            <w:r>
+              <w:t>Не используется внешней схемой; штатный USB-UART платы</w:t>
             </w:r>
           </w:p>
         </w:tc>
@@ -14037,7 +13973,7 @@
         <w:jc w:val="both"/>
       </w:pPr>
       <w:r>
-        <w:t>Сервисный разъём уличного блока содержит GND, U0TXD, U0RXD и +5 В. Для программирования применяется внешний преобразователь с уровнями 3,3 В либо штатный USB-разъём платы. Подача 5 В на сигнальные выводы не допускается. На время прошивки питание подаётся одним выбранным способом; параллельное соединение внешнего источника с выходом установленного стабилизатора не предусматривается.</w:t>
+        <w:t>Отдельный сервисный разъём уличного блока не устанавливается. Программирование и отладка выполняются через штатный USB-разъём платы DevKit; выводы U0TXD/U0RXD внешней схемой не занимаются. Подача 5 В на сигнальные выводы не допускается. На время прошивки питание подаётся одним выбранным способом; параллельное соединение внешнего источника с выходом установленного стабилизатора не предусматривается.</w:t>
       </w:r>
     </w:p>
     <w:p>

--- a/0.3.Записка.docx
+++ b/0.3.Записка.docx
@@ -9826,7 +9826,7 @@
         <w:jc w:val="both"/>
       </w:pPr>
       <w:r>
-        <w:t>Для уличного блока принята такая же плата ESP32 DevKit v1 с модулем ESP32-WROOM-32. Единая платформа упрощает программирование и исключает расхождение схемы с макетом. Плата содержит стабилизатор 3,3 В и USB-UART-преобразователь, поэтому её собственное потребление учитывается в расчёте автономности. Тип разъёма и марка стабилизатора проверяются по конкретному экземпляру платы.</w:t>
+        <w:t>Для уличного блока принята такая же плата ESP32 DevKit v1 с модулем ESP32-WROOM-32. Единая платформа упрощает программирование и исключает расхождение схемы с макетом. Плата содержит штатный стабилизатор 3,3 В и USB-интерфейс, поэтому её собственное потребление учитывается в расчёте автономности. Отдельный внешний преобразователь питания для уличного блока не разрабатывается и не устанавливается. Тип разъёма и марка штатного стабилизатора проверяются по конкретному экземпляру платы.</w:t>
       </w:r>
     </w:p>
     <w:p>
@@ -9835,7 +9835,7 @@
         <w:jc w:val="both"/>
       </w:pPr>
       <w:r>
-        <w:t>Оба блока построены на модуле ESP32-WROOM-32 с 32-разрядной архитектурой Xtensa LX6 и работают с логическими уровнями 3,3 В. Вычислительных ресурсов достаточно для опроса датчиков, формирования пакетов BLE, обслуживания кнопок и дисплея. Подача 9 В непосредственно на вывод VIN платы недопустима: при токе 240 мА линейный стабилизатор платы рассеивал бы около 1,5 Вт, поэтому напряжение батареи предварительно понижается до 5 В. Распределение выводов приведено в разделе 4.</w:t>
+        <w:t>Оба блока построены на модуле ESP32-WROOM-32 с 32-разрядной архитектурой Xtensa LX6 и работают с логическими уровнями 3,3 В. Вычислительных ресурсов достаточно для опроса датчиков, формирования пакетов BLE, обслуживания кнопок и дисплея. На вывод VIN уличной платы подаются номинальные 4,5 В от трёх последовательно соединённых батареек AAA; напряжение 3,3 В формирует штатный стабилизатор самой платы. Распределение выводов приведено в разделе 4.</w:t>
       </w:r>
     </w:p>
     <w:p>
@@ -10045,7 +10045,7 @@
         <w:jc w:val="both"/>
       </w:pPr>
       <w:r>
-        <w:t>Уличный блок питается от щелочной батареи 6LR61 напряжением 9 В. Обозначение 6F22 в общем случае может относиться и к солевой батарее, однако для расчёта принимается щелочное исполнение. Батарея подключается через выключатель SA1 и защиту от переполюсовки VD1. Понижающий импульсный стабилизатор TPS62175 формирует 5 В, которые подаются на вывод VIN платы DevKit; собственный стабилизатор платы вырабатывает из них 3,3 В.</w:t>
+        <w:t>При конкретизации источников питания вместо упомянутой в разделе 2 батареи «Крона» 9 В для уличного блока приняты три щелочные батарейки AAA (LR03) напряжением по 1,5 В. Они соединяются последовательно и образуют источник GB1 с номинальным напряжением 4,5 В. Плюсовой вывод подключается непосредственно к VIN платы DevKit, минусовой — к GND. Отдельный импульсный стабилизатор, дроссель, делитель обратной связи и другая внешняя силовая обвязка не устанавливаются.</w:t>
       </w:r>
     </w:p>
     <w:p>
@@ -10054,7 +10054,7 @@
         <w:jc w:val="both"/>
       </w:pPr>
       <w:r>
-        <w:t>Линейный стабилизатор для преобразования 9 В в 3,3 В не применяется из-за больших потерь и нагрева. Двухступенчатое питание 9 В → 5 В → 3,3 В переносит основную часть рассеиваемой мощности в импульсный преобразователь, а линейный стабилизатор платы работает при малом перепаде напряжения. Собственное потребление платы ограничивает автономность: при периоде передачи одна минута ожидаемое время работы составляет несколько суток, а не месяцы. Количественная оценка приведена в подразделе 4.4.</w:t>
+        <w:t>В принятой схеме батарейный источник подключается к плате напрямую, без разрабатываемого внешнего узла преобразования напряжения. Стабилизатор 3,3 В, уже имеющийся на DevKit, сохраняется как часть покупной платы. По мере разряда батареек входное напряжение снижается, поэтому нижней границей работы служит условие сохранения устойчивых 3,3 В под импульсной нагрузкой конкретной платы. Собственное потребление DevKit также ограничивает автономность; предварительная оценка приведена в подразделе 4.4.</w:t>
       </w:r>
     </w:p>
     <w:p>
@@ -11542,7 +11542,7 @@
         <w:jc w:val="both"/>
       </w:pPr>
       <w:r>
-        <w:t>Функциональная схема является основой для разработки принципиальной схемы. Она фиксирует состав элементов, напряжения интерфейсов, направление передачи и назначение управляющих сигналов. Благодаря этому исключаются непосредственное соединение 5-вольтовой шины I2C с ESP32, подача 9 В на плату без преобразователя и смешение режимов BLE и Bluetooth SPP.</w:t>
+        <w:t>Функциональная схема является основой для разработки принципиальной схемы. Она фиксирует состав элементов, напряжения интерфейсов, направление передачи и назначение управляющих сигналов. Благодаря этому исключается непосредственное соединение 5-вольтовой шины I2C с ESP32, фиксируется питание уличного блока от источника 4,5 В без внешнего преобразователя и не смешиваются режимы BLE и Bluetooth SPP.</w:t>
       </w:r>
     </w:p>
     <w:p>
@@ -11618,7 +11618,7 @@
         <w:jc w:val="both"/>
       </w:pPr>
       <w:r>
-        <w:t>Модуль DS1302 подключается к тем же уровням 3,3 В, но не к шине I2C: его линии RST, DAT и CLK соединяются с отдельными GPIO16, GPIO17 и GPIO19, а резервный элемент CR2032 устанавливается на самом модуле. Светодиоды включаются через индивидуальные резисторы, кнопки замыкают входы на GND, а пассивный пьезоизлучатель подключается к GPIO18 через резистор 330 Ом. Питание обеих плат подаётся на вывод VIN: на комнатной — 5 В от разъёма XS1 или USB, на уличной — 5 В с выхода TPS62175.</w:t>
+        <w:t>Модуль DS1302 подключается к тем же уровням 3,3 В, но не к шине I2C: его линии RST, DAT и CLK соединяются с отдельными GPIO16, GPIO17 и GPIO19, а резервный элемент CR2032 устанавливается на самом модуле. Светодиоды включаются через индивидуальные резисторы, кнопки замыкают входы на GND, а пассивный пьезоизлучатель подключается к GPIO18 через резистор 330 Ом. Питание обеих плат подаётся на вывод VIN: на комнатной — 5 В от разъёма XS1 или USB, на уличной — номинальные 4,5 В непосредственно от батарейного источника GB1.</w:t>
       </w:r>
     </w:p>
     <w:p>
@@ -13463,7 +13463,7 @@
                 <w:sz w:val="22"/>
                 <w:szCs w:val="22"/>
               </w:rPr>
-              <w:t>REG_SLEEP</w:t>
+              <w:t>—</w:t>
             </w:r>
           </w:p>
         </w:tc>
@@ -13501,7 +13501,7 @@
                 <w:sz w:val="22"/>
                 <w:szCs w:val="22"/>
               </w:rPr>
-              <w:t>Выход</w:t>
+              <w:t>—</w:t>
             </w:r>
           </w:p>
         </w:tc>
@@ -13520,7 +13520,7 @@
                 <w:sz w:val="22"/>
                 <w:szCs w:val="22"/>
               </w:rPr>
-              <w:t>SLEEP TPS62175: высокий в активной фазе, низкий перед сном</w:t>
+              <w:t>Резерв; внешняя цепь не подключена</w:t>
             </w:r>
           </w:p>
         </w:tc>
@@ -13677,7 +13677,7 @@
                 <w:sz w:val="22"/>
                 <w:szCs w:val="22"/>
               </w:rPr>
-              <w:t>GPIO0 / В1-1</w:t>
+              <w:t>GPIO0 / на плате</w:t>
             </w:r>
           </w:p>
         </w:tc>
@@ -13715,7 +13715,7 @@
                 <w:sz w:val="22"/>
                 <w:szCs w:val="22"/>
               </w:rPr>
-              <w:t>Кнопка BOOT и цепь автоматической загрузки на плате A5</w:t>
+              <w:t>Штатная кнопка BOOT и цепь автоматической загрузки платы A5</w:t>
             </w:r>
           </w:p>
         </w:tc>
@@ -13739,7 +13739,7 @@
                 <w:sz w:val="22"/>
                 <w:szCs w:val="22"/>
               </w:rPr>
-              <w:t>+5 В</w:t>
+              <w:t>+4,5 В</w:t>
             </w:r>
           </w:p>
         </w:tc>
@@ -13796,7 +13796,7 @@
                 <w:sz w:val="22"/>
                 <w:szCs w:val="22"/>
               </w:rPr>
-              <w:t>Выход TPS62175; стабилизатор 3,3 В расположен на плате</w:t>
+              <w:t>Плюс GB1: три элемента AAA (LR03), соединённые последовательно</w:t>
             </w:r>
           </w:p>
         </w:tc>
@@ -13958,7 +13958,7 @@
                 <w:sz w:val="22"/>
                 <w:szCs w:val="22"/>
               </w:rPr>
-              <w:t>Общий провод платы, датчика и преобразователя</w:t>
+              <w:t>Минус GB1; общий провод платы и датчика</w:t>
             </w:r>
           </w:p>
         </w:tc>
@@ -13973,7 +13973,7 @@
         <w:jc w:val="both"/>
       </w:pPr>
       <w:r>
-        <w:t>Отдельный сервисный разъём уличного блока не устанавливается. Программирование и отладка выполняются через штатный USB-разъём платы DevKit; выводы U0TXD/U0RXD внешней схемой не занимаются. Подача 5 В на сигнальные выводы не допускается. На время прошивки питание подаётся одним выбранным способом; параллельное соединение внешнего источника с выходом установленного стабилизатора не предусматривается.</w:t>
+        <w:t>Отдельный сервисный разъём уличного блока не устанавливается. Программирование и отладка выполняются через штатный USB-разъём платы DevKit; выводы U0TXD/U0RXD внешней схемой не занимаются. Подача 4,5 В или 5 В на сигнальные выводы не допускается. На время прошивки батарейный источник отключают и питают плату только через USB; параллельное питание от батареи и USB в принятой схеме не используется.</w:t>
       </w:r>
     </w:p>
     <w:p>
@@ -14882,7 +14882,7 @@
         <w:jc w:val="both"/>
       </w:pPr>
       <w:r>
-        <w:t>Для понижения напряжения 9 В до 5 В выбран TPS62175 с регулируемым выходом, допустимым входным напряжением 4,75–28 В и нагрузочным током до 500 мА. Выходное напряжение задаётся делителем R12/R13: при 523 кОм и 100 кОм оно составляет 0,8 · (1 + 523/100) ≈ 5,0 В. Индуктивность принимается 10 мкГн с током насыщения не менее 1 А, входной конденсатор — 2,2 мкФ с рабочим напряжением не менее 25 В, выходной — 22 мкФ с рабочим напряжением не менее 6,3 В. Дополнительно возле вывода VIN платы устанавливается конденсатор 0,1 мкФ. Эффективная ёмкость керамики проверяется с учётом постоянного смещения.</w:t>
+        <w:t>Уличный блок не содержит отдельного преобразователя напряжения. Источник GB1 состоит из трёх щелочных батареек AAA (LR03), соединённых последовательно: Uбат = 1,5 + 1,5 + 1,5 = 4,5 В. Плюс источника соединён с VIN (вывод 15 платы A5), минус — с GND (выводы 14 и 29). Штатные конденсаторы платы DevKit сохраняются. Внешние дроссель, делитель обратной связи, диод защиты, выключатель и ключ управления режимом стабилизатора в схему не добавляются.</w:t>
       </w:r>
     </w:p>
     <w:p>
@@ -14891,7 +14891,7 @@
         <w:jc w:val="both"/>
       </w:pPr>
       <w:r>
-        <w:t>Вывод EN соединяется с входным питанием после выключателя и защиты от переполюсовки. Выводы AGND, PGND и тепловая площадка соединяются с общим проводом, FB — со средней точкой делителя R12/R13, VOS — с выходом 5 В, NC — с AGND. Вывод PG при неиспользовании остаётся неподключённым. Вывод SLEEP управляется с GPIO26: в активной фазе устанавливается высокий уровень, перед глубоким сном — низкий, что ограничивает собственное потребление преобразователя.</w:t>
+        <w:t>Напряжение 3,3 В формирует штатный стабилизатор самой платы DevKit; от него питаются DHT22 и подтягивающие резисторы. Вывод GPIO26, ранее предназначенный для управления внешним стабилизатором, освобождён и внешней цепью не используется. Допустимость питания VIN от 4,5 В и падение напряжения на штатном стабилизаторе проверяются по документам конкретного экземпляра платы. При снижении батарейного напряжения контролируют отсутствие сбросов во время импульсов радио; повышающий преобразователь в принятой схеме отсутствует.</w:t>
       </w:r>
     </w:p>
     <w:p>
@@ -14900,7 +14900,7 @@
         <w:jc w:val="both"/>
       </w:pPr>
       <w:r>
-        <w:t>Расчёт автономности выполнен для периода T = 60 с. Активная фаза принимается равной tакт = 4,2 с с учётом стабилизации DHT22, двух чтений и передачи BLE. Средний ток активной фазы по шине 5 В принят Iакт = 80 мА; импульсный ток радио при этом выше, поэтому преобразователь рассчитывается по запасу 500 мА. Ток сна учитывает собственное потребление платы DevKit (линейный стабилизатор и USB-преобразователь) и принимается равным Iсон = 6 мА. Исходные данные приведены в таблице 4.4.</w:t>
+        <w:t>Расчёт автономности выполнен для периода T = 60 с. Активная фаза принимается равной tакт = 4,2 с с учётом стабилизации DHT22, двух чтений и передачи BLE. Средний ток активной фазы по входу VIN принят Iакт = 80 мА; импульсный ток радио выше, поэтому проверяются импульсная отдача батареек и устойчивость штатного стабилизатора. Ток сна всей платы с датчиком принят Iсон = 6 мА как расчётное допущение, а не измеренный параметр: он учитывает собственное потребление DevKit. Исходные данные приведены в таблице 4.4.</w:t>
       </w:r>
     </w:p>
     <w:p>
@@ -15144,7 +15144,7 @@
                 <w:sz w:val="24"/>
                 <w:szCs w:val="24"/>
               </w:rPr>
-              <w:t>Средний ток активной фазы по шине 5 В</w:t>
+              <w:t>Средний ток активной фазы по входу VIN</w:t>
             </w:r>
           </w:p>
         </w:tc>
@@ -15206,7 +15206,7 @@
                 <w:sz w:val="24"/>
                 <w:szCs w:val="24"/>
               </w:rPr>
-              <w:t>Ток сна платы, датчика и преобразователя</w:t>
+              <w:t>Ток сна всей платы с датчиком, расчётное допущение</w:t>
             </w:r>
           </w:p>
         </w:tc>
@@ -15268,7 +15268,7 @@
                 <w:sz w:val="24"/>
                 <w:szCs w:val="24"/>
               </w:rPr>
-              <w:t>Расчётный КПД преобразователя в цикле</w:t>
+              <w:t>Соединение батареек AAA (LR03)</w:t>
             </w:r>
           </w:p>
         </w:tc>
@@ -15287,7 +15287,7 @@
                 <w:sz w:val="24"/>
                 <w:szCs w:val="24"/>
               </w:rPr>
-              <w:t>η</w:t>
+              <w:t>—</w:t>
             </w:r>
           </w:p>
         </w:tc>
@@ -15306,7 +15306,7 @@
                 <w:sz w:val="24"/>
                 <w:szCs w:val="24"/>
               </w:rPr>
-              <w:t>0,85</w:t>
+              <w:t>3 последовательно</w:t>
             </w:r>
           </w:p>
         </w:tc>
@@ -15330,7 +15330,7 @@
                 <w:sz w:val="24"/>
                 <w:szCs w:val="24"/>
               </w:rPr>
-              <w:t>Начальное напряжение батареи</w:t>
+              <w:t>Номинальное напряжение источника</w:t>
             </w:r>
           </w:p>
         </w:tc>
@@ -15368,7 +15368,7 @@
                 <w:sz w:val="24"/>
                 <w:szCs w:val="24"/>
               </w:rPr>
-              <w:t>9,0 В</w:t>
+              <w:t>4,5 В</w:t>
             </w:r>
           </w:p>
         </w:tc>
@@ -15392,7 +15392,7 @@
                 <w:sz w:val="24"/>
                 <w:szCs w:val="24"/>
               </w:rPr>
-              <w:t>Оценка полезной ёмкости при импульсной нагрузке</w:t>
+              <w:t>Оценка полезной ёмкости сборки при импульсной нагрузке</w:t>
             </w:r>
           </w:p>
         </w:tc>
@@ -15430,7 +15430,7 @@
                 <w:sz w:val="24"/>
                 <w:szCs w:val="24"/>
               </w:rPr>
-              <w:t>300–500 мА·ч</w:t>
+              <w:t>600–1000 мА·ч</w:t>
             </w:r>
           </w:p>
         </w:tc>
@@ -15445,7 +15445,7 @@
         <w:jc w:val="both"/>
       </w:pPr>
       <w:r>
-        <w:t>Средний ток по шине 5 В определяется как средневзвешенное значение активной и спящей составляющих:</w:t>
+        <w:t>Средний ток, потребляемый от батарейного источника, определяется как средневзвешенное значение активной и спящей составляющих входного тока платы:</w:t>
       </w:r>
     </w:p>
     <w:p>
@@ -15454,7 +15454,7 @@
         <w:spacing w:before="80" w:after="80"/>
       </w:pPr>
       <w:r>
-        <w:t>Iср = [Iакт · tакт + Iсон · (T − tакт)] / T = [80 · 4,2 + 6 · 55,8] / 60 ≈ 11,2 мА.</w:t>
+        <w:t>Iср = [Iакт · tакт + Iсон · (T − tакт)] / T = [80 · 4,2 + 6 · 55,8] / 60 ≈ 9,9 мА.</w:t>
       </w:r>
     </w:p>
     <w:p>
@@ -15463,7 +15463,7 @@
         <w:jc w:val="both"/>
       </w:pPr>
       <w:r>
-        <w:t>Средняя мощность нагрузки составляет Pср = 5,0 · 11,2 ≈ 56 мВт. При КПД 0,85 средний ток от новой батареи напряжением 9 В равен:</w:t>
+        <w:t>При номинальном напряжении 4,5 В средняя мощность нагрузки составляет Pср = 4,5 · 9,9 ≈ 44,6 мВт. Внешнего преобразователя между батарейками и платой нет, поэтому средний ток батарейной сборки равен среднему входному току платы:</w:t>
       </w:r>
     </w:p>
     <w:p>
@@ -15472,7 +15472,7 @@
         <w:spacing w:before="80" w:after="80"/>
       </w:pPr>
       <w:r>
-        <w:t>Iбат = Pср / (η · Uбат) = 56 / (0,85 · 9,0) ≈ 7,3 мА.</w:t>
+        <w:t>Iбат = Iср ≈ 9,9 мА.</w:t>
       </w:r>
     </w:p>
     <w:p>
@@ -15481,7 +15481,7 @@
         <w:jc w:val="both"/>
       </w:pPr>
       <w:r>
-        <w:t>При полезной ёмкости 300–500 мА·ч расчётное время работы составляет t = Qпол / Iбат ≈ 41–68 ч, то есть примерно двое-трое суток. По мере снижения напряжения батареи до 6 В входной ток возрастает, а доступная ёмкость и качество импульсной отдачи уменьшаются. На холоде автономность дополнительно сокращается. Для принятого периода одна минута следует ожидать порядка нескольких суток работы, а не нескольких месяцев.</w:t>
+        <w:t>При последовательном соединении ёмкость сборки в ампер-часах не складывается и определяется ёмкостью одного элемента. Для предварительной оценки принята полезная ёмкость Qпол = 600–1000 мА·ч с учётом импульсной нагрузки. Тогда t = Qпол / Iбат ≈ 61–101 ч, то есть около 2,5–4,2 суток. Это расчёт до достижения порога питания платы: из-за падения напряжения на штатном стабилизаторе часть ёмкости батареек может остаться неиспользованной. На холоде доступная ёмкость и время работы дополнительно уменьшаются.</w:t>
       </w:r>
     </w:p>
     <w:p>
@@ -15490,7 +15490,7 @@
         <w:jc w:val="both"/>
       </w:pPr>
       <w:r>
-        <w:t xml:space="preserve">Приведенный результат является предварительной энергетической оценкой, а не гарантированным ресурсом. Для уточнения измеряются ток и длительность запуска, опроса датчика, рекламных передач и сна на собранной плате. Увеличение периода передачи, сокращение активного времени и исключение паразитных утечек рассматриваются как основные способы продления работы. Солевую батарею 6F22 для данного режима не следует считать эквивалентной щелочной 6LR61. Глубокий разряд ниже примерно 5,4 В под нагрузкой не допускается; батарея подлежит замене или отключению.</w:t>
+        <w:t>Приведённый результат является предварительной энергетической оценкой, а не гарантированным ресурсом. Для уточнения измеряются ток и длительность запуска, опроса датчика, передач BLE и сна на собранной плате, а также минимальное напряжение GB1 под нагрузкой, при котором ещё сохраняются 3,3 В и отсутствуют сбросы. Элементы заменяются комплектом из трёх одинаковых щелочных батареек; смешение старых и новых элементов не допускается. Увеличение периода передачи и сокращение активного времени продлевают работу, но собственное потребление платы DevKit остаётся ограничивающим фактором.</w:t>
       </w:r>
     </w:p>
     <w:p>
@@ -15601,7 +15601,7 @@
         <w:jc w:val="both"/>
       </w:pPr>
       <w:r>
-        <w:t xml:space="preserve">В качестве защиты от переполюсовки батареи допускается последовательный диод Шоттки, например SS14, с проверкой его падения напряжения при импульсном токе. Выключатель разрывает плюсовой провод батареи. Входной конденсатор стабилизатора размещается после защиты. Соединения батарейного отсека выполняются так, чтобы исключить случайное замыкание контактов металлическим корпусом.</w:t>
+        <w:t>Полярность батарейного отсека GB1 контролируется по маркировке «плюс» и «минус» перед установкой элементов. Применяется отсек на три элемента AAA с механической защитой от неправильной установки и случайного замыкания контактов. Последовательный защитный диод и выключатель в принятой упрощённой схеме не устанавливаются, чтобы не уменьшать запас входного напряжения. Провода батареи подключаются непосредственно к VIN и GND платы A5.</w:t>
       </w:r>
     </w:p>
     <w:p>
@@ -15610,7 +15610,7 @@
         <w:jc w:val="both"/>
       </w:pPr>
       <w:r>
-        <w:t>На обеих платах применяются короткие сигнальные соединения и сплошной полигон GND вне антенной области. Антенна модуля ESP32-WROOM-32 располагается у края платы; под ней и перед ней не размещаются медь, провода и металлические детали корпуса. Петля коммутации TPS62175, включающая входной конденсатор, микросхему, индуктивность и выходной конденсатор, выполняется минимальной площади. Силовые проводники питания делаются шире сигнальных; окончательная ширина выбирается при трассировке по току и допустимому нагреву.</w:t>
+        <w:t>На обеих платах применяются короткие сигнальные соединения и сплошной полигон GND вне антенной области. Антенна модуля ESP32-WROOM-32 располагается у края платы; под ней и перед ней не размещаются медь, провода и металлические детали корпуса. Провода от батарейного отсека до VIN и GND выполняются короткими; их сечение выбирается по импульсному току радио и допустимой просадке напряжения. Силовые проводники делаются шире сигнальных; штатная входная фильтрация платы DevKit сохраняется.</w:t>
       </w:r>
     </w:p>
     <w:p>
@@ -15619,7 +15619,7 @@
         <w:jc w:val="both"/>
       </w:pPr>
       <w:r>
-        <w:t xml:space="preserve">Перед подачей питания проверяются отсутствие короткого замыкания между шинами и GND, полярность электролитических конденсаторов, ориентация светодиодов и транзисторов, адреса I2C и отсутствие 5 В на входах ESP32. Первый запуск выполняется с ограничением тока лабораторного источника. Затем отдельно проверяются стабилизатор 3,3 В, загрузка программы, опрос каждого датчика, работа кнопок и переход в сон. Радиоканал проверяется по приему нового номера пакета и поведению при отключении уличного блока более чем на 180 с.</w:t>
+        <w:t>Перед подачей питания проверяются отсутствие короткого замыкания между шинами и GND, полярность батарейного отсека и электролитических конденсаторов, ориентация светодиодов и транзисторов, адреса I2C и отсутствие питающих напряжений на входах ESP32. Первый запуск выполняется с ограничением тока лабораторного источника. Затем отдельно проверяются стабилизатор 3,3 В, загрузка программы, опрос каждого датчика, работа кнопок и переход в сон. Радиоканал проверяется по приему нового номера пакета и поведению при отключении уличного блока более чем на 180 с.</w:t>
       </w:r>
     </w:p>
     <w:p>
@@ -15994,7 +15994,7 @@
                 <w:sz w:val="22"/>
                 <w:szCs w:val="22"/>
               </w:rPr>
-              <w:t xml:space="preserve">Texas Instruments. TPS62175/TPS62177 Datasheet</w:t>
+              <w:t>Техническое описание применяемой платы ESP32 DevKit v1</w:t>
             </w:r>
           </w:p>
         </w:tc>
@@ -16013,7 +16013,7 @@
                 <w:sz w:val="22"/>
                 <w:szCs w:val="22"/>
               </w:rPr>
-              <w:t>Диапазон входа, регулируемый выход 5 В, ток 500 мА, LC-фильтр</w:t>
+              <w:t>Назначение VIN и GND, параметры штатного стабилизатора, собственное потребление платы</w:t>
             </w:r>
           </w:p>
         </w:tc>
